--- a/MANUAL_DEL_USUARIO_RUBRICA.docx
+++ b/MANUAL_DEL_USUARIO_RUBRICA.docx
@@ -226,7 +226,7 @@
     </w:p>
     <w:p>
       <w:r>
-        <w:t>El Pulpazo es una aplicación web integral diseñada para optimizar la operación diaria de restaurantes y marisquerías. Permite administrar en tiempo real el plano de mesas, la toma de comandas, el cobro con desglose del IVA del 16%, el control de inventario con alertas de stock y la analítica ejecutiva. El objetivo de este manual es guiar de forma clara, sencilla y coloquial a cualquier miembro del personal en el uso correcto de la plataforma.</w:t>
+        <w:t>El Pulpazo es una aplicación web integral diseñada para optimizar la operación diaria de restaurantes y marisquerías. Permite controlar en tiempo real el plano de mesas, la toma de comandas, el cobro con desglose del IVA del 16%, el control de inventario con alertas de stock y la analítica ejecutiva. El objetivo de este manual es guiar de forma clara, sencilla y coloquial a cualquier miembro del personal en el uso correcto de la plataforma.</w:t>
       </w:r>
     </w:p>
     <w:p>
@@ -685,14 +685,16 @@
         <w:tblLook w:firstColumn="1" w:firstRow="1" w:lastColumn="0" w:lastRow="0" w:noHBand="0" w:noVBand="1" w:val="04A0"/>
       </w:tblPr>
       <w:tblGrid>
-        <w:gridCol w:w="3120"/>
-        <w:gridCol w:w="3120"/>
-        <w:gridCol w:w="3120"/>
+        <w:gridCol w:w="1872"/>
+        <w:gridCol w:w="1872"/>
+        <w:gridCol w:w="1872"/>
+        <w:gridCol w:w="1872"/>
+        <w:gridCol w:w="1872"/>
       </w:tblGrid>
       <w:tr>
         <w:tc>
           <w:tcPr>
-            <w:tcW w:type="dxa" w:w="3120"/>
+            <w:tcW w:type="dxa" w:w="1872"/>
             <w:shd w:fill="D4AF37"/>
           </w:tcPr>
           <w:p>
@@ -706,7 +708,35 @@
         </w:tc>
         <w:tc>
           <w:tcPr>
-            <w:tcW w:type="dxa" w:w="3120"/>
+            <w:tcW w:type="dxa" w:w="1872"/>
+            <w:shd w:fill="D4AF37"/>
+          </w:tcPr>
+          <w:p>
+            <w:r>
+              <w:rPr>
+                <w:b/>
+              </w:rPr>
+              <w:t>Correo de Acceso</w:t>
+            </w:r>
+          </w:p>
+        </w:tc>
+        <w:tc>
+          <w:tcPr>
+            <w:tcW w:type="dxa" w:w="1872"/>
+            <w:shd w:fill="D4AF37"/>
+          </w:tcPr>
+          <w:p>
+            <w:r>
+              <w:rPr>
+                <w:b/>
+              </w:rPr>
+              <w:t>Contraseña</w:t>
+            </w:r>
+          </w:p>
+        </w:tc>
+        <w:tc>
+          <w:tcPr>
+            <w:tcW w:type="dxa" w:w="1872"/>
             <w:shd w:fill="D4AF37"/>
           </w:tcPr>
           <w:p>
@@ -720,7 +750,7 @@
         </w:tc>
         <w:tc>
           <w:tcPr>
-            <w:tcW w:type="dxa" w:w="3120"/>
+            <w:tcW w:type="dxa" w:w="1872"/>
             <w:shd w:fill="D4AF37"/>
           </w:tcPr>
           <w:p>
@@ -736,7 +766,7 @@
       <w:tr>
         <w:tc>
           <w:tcPr>
-            <w:tcW w:type="dxa" w:w="3120"/>
+            <w:tcW w:type="dxa" w:w="1872"/>
           </w:tcPr>
           <w:p>
             <w:r>
@@ -746,7 +776,27 @@
         </w:tc>
         <w:tc>
           <w:tcPr>
-            <w:tcW w:type="dxa" w:w="3120"/>
+            <w:tcW w:type="dxa" w:w="1872"/>
+          </w:tcPr>
+          <w:p>
+            <w:r>
+              <w:t>admin@elpulpazo.com</w:t>
+            </w:r>
+          </w:p>
+        </w:tc>
+        <w:tc>
+          <w:tcPr>
+            <w:tcW w:type="dxa" w:w="1872"/>
+          </w:tcPr>
+          <w:p>
+            <w:r>
+              <w:t>admin@elpulpazo</w:t>
+            </w:r>
+          </w:p>
+        </w:tc>
+        <w:tc>
+          <w:tcPr>
+            <w:tcW w:type="dxa" w:w="1872"/>
           </w:tcPr>
           <w:p>
             <w:r>
@@ -756,7 +806,7 @@
         </w:tc>
         <w:tc>
           <w:tcPr>
-            <w:tcW w:type="dxa" w:w="3120"/>
+            <w:tcW w:type="dxa" w:w="1872"/>
           </w:tcPr>
           <w:p>
             <w:r>
@@ -768,17 +818,37 @@
       <w:tr>
         <w:tc>
           <w:tcPr>
-            <w:tcW w:type="dxa" w:w="3120"/>
+            <w:tcW w:type="dxa" w:w="1872"/>
           </w:tcPr>
           <w:p>
             <w:r>
-              <w:t>Cajera</w:t>
+              <w:t>Cajera / Cajero</w:t>
             </w:r>
           </w:p>
         </w:tc>
         <w:tc>
           <w:tcPr>
-            <w:tcW w:type="dxa" w:w="3120"/>
+            <w:tcW w:type="dxa" w:w="1872"/>
+          </w:tcPr>
+          <w:p>
+            <w:r>
+              <w:t>Cajero@Pulpazo.com</w:t>
+            </w:r>
+          </w:p>
+        </w:tc>
+        <w:tc>
+          <w:tcPr>
+            <w:tcW w:type="dxa" w:w="1872"/>
+          </w:tcPr>
+          <w:p>
+            <w:r>
+              <w:t>Cajero</w:t>
+            </w:r>
+          </w:p>
+        </w:tc>
+        <w:tc>
+          <w:tcPr>
+            <w:tcW w:type="dxa" w:w="1872"/>
           </w:tcPr>
           <w:p>
             <w:r>
@@ -788,7 +858,7 @@
         </w:tc>
         <w:tc>
           <w:tcPr>
-            <w:tcW w:type="dxa" w:w="3120"/>
+            <w:tcW w:type="dxa" w:w="1872"/>
           </w:tcPr>
           <w:p>
             <w:r>
@@ -800,7 +870,7 @@
       <w:tr>
         <w:tc>
           <w:tcPr>
-            <w:tcW w:type="dxa" w:w="3120"/>
+            <w:tcW w:type="dxa" w:w="1872"/>
           </w:tcPr>
           <w:p>
             <w:r>
@@ -810,7 +880,27 @@
         </w:tc>
         <w:tc>
           <w:tcPr>
-            <w:tcW w:type="dxa" w:w="3120"/>
+            <w:tcW w:type="dxa" w:w="1872"/>
+          </w:tcPr>
+          <w:p>
+            <w:r>
+              <w:t>mesero@elpulpazo.com</w:t>
+            </w:r>
+          </w:p>
+        </w:tc>
+        <w:tc>
+          <w:tcPr>
+            <w:tcW w:type="dxa" w:w="1872"/>
+          </w:tcPr>
+          <w:p>
+            <w:r>
+              <w:t>mesero123</w:t>
+            </w:r>
+          </w:p>
+        </w:tc>
+        <w:tc>
+          <w:tcPr>
+            <w:tcW w:type="dxa" w:w="1872"/>
           </w:tcPr>
           <w:p>
             <w:r>
@@ -820,7 +910,7 @@
         </w:tc>
         <w:tc>
           <w:tcPr>
-            <w:tcW w:type="dxa" w:w="3120"/>
+            <w:tcW w:type="dxa" w:w="1872"/>
           </w:tcPr>
           <w:p>
             <w:r>

--- a/MANUAL_DEL_USUARIO_RUBRICA.docx
+++ b/MANUAL_DEL_USUARIO_RUBRICA.docx
@@ -25,7 +25,7 @@
           <w:color w:val="646464"/>
           <w:sz w:val="32"/>
         </w:rPr>
-        <w:t>Sistema de Gestión de Restaurante: "El Pulpazo"</w:t>
+        <w:t>Sistema de Gestión de Restaurante: "El Pulpazo" (v3.1)</w:t>
       </w:r>
     </w:p>
     <w:p/>
@@ -100,7 +100,7 @@
           </w:tcPr>
           <w:p>
             <w:r>
-              <w:t>v3.0 (Versión Final con Integración Supabase)</w:t>
+              <w:t>v3.1 (Versión Mejorada con Cocina, Recetas, Descuentos y Reportes)</w:t>
             </w:r>
           </w:p>
         </w:tc>
@@ -126,7 +126,7 @@
           </w:tcPr>
           <w:p>
             <w:r>
-              <w:t>22 de Julio de 2026</w:t>
+              <w:t>23 de Julio de 2026</w:t>
             </w:r>
           </w:p>
         </w:tc>
@@ -204,7 +204,7 @@
           </w:tcPr>
           <w:p>
             <w:r>
-              <w:t>Administradores de restaurante, cajeros, meseros y personal operativo.</w:t>
+              <w:t>Administradores de restaurante, cajeros, meseros, personal de cocina y operaciones.</w:t>
             </w:r>
           </w:p>
         </w:tc>
@@ -226,7 +226,7 @@
     </w:p>
     <w:p>
       <w:r>
-        <w:t>El Pulpazo es una aplicación web integral diseñada para optimizar la operación diaria de restaurantes y marisquerías. Permite controlar en tiempo real el plano de mesas, la toma de comandas, el cobro con desglose del IVA del 16%, el control de inventario con alertas de stock y la analítica ejecutiva. El objetivo de este manual es guiar de forma clara, sencilla y coloquial a cualquier miembro del personal en el uso correcto de la plataforma.</w:t>
+        <w:t>El Pulpazo v3.1 es una aplicación web integral diseñada para optimizar la operación diaria de restaurantes y marisquerías. Permite administrar en tiempo real el plano de mesas, la toma de comandas, la preparación en cocina estilo Kanban, el cobro con desglose del IVA del 16%, descuentos por cupón, división de cuentas, inventario automático por recetas y analítica ejecutiva. El objetivo de este manual es guiar de forma clara, sencilla y coloquial a cualquier miembro del personal en el uso correcto de la plataforma.</w:t>
       </w:r>
     </w:p>
     <w:p>
@@ -524,7 +524,7 @@
           </w:tcPr>
           <w:p>
             <w:r>
-              <w:t>Credenciales de usuario asignadas por el Administrador.</w:t>
+              <w:t>Credenciales de usuario asignadas por el Administrador según su rol.</w:t>
             </w:r>
           </w:p>
         </w:tc>
@@ -550,13 +550,15 @@
         <w:br/>
         <w:t>• 💡 Tip / Sugerencia: Consejos útiles para trabajar de forma más rápida y eficiente.</w:t>
         <w:br/>
-        <w:t>• 🔒 Requiere Permisos: Acción restringida únicamente para usuarios con rol de Administrador.</w:t>
+        <w:t>• 🔒 Requiere Permisos: Acción restringida únicamente para usuarios con roles autorizados.</w:t>
         <w:br/>
         <w:t>• 🟢 Mesa Libre: Disponible para asignar a clientes en el comedor.</w:t>
         <w:br/>
         <w:t>• 🔴 Mesa Ocupada: Comanda activa con tiempo transcurrido.</w:t>
         <w:br/>
         <w:t>• 🟠 Mesa Reservada: Apartada para comensales futuros.</w:t>
+        <w:br/>
+        <w:t>• 🔔 Notificación Flotante: Alerta de stock bajo o comanda lista en cocina.</w:t>
       </w:r>
     </w:p>
     <w:p>
@@ -634,13 +636,6 @@
       </w:r>
     </w:p>
     <w:p>
-      <w:r>
-        <w:t>⚠️ ¿Qué hacer si olvidaste tu contraseña o tu cuenta está bloqueada?</w:t>
-        <w:br/>
-        <w:t>Contacta inmediatamente al Administrador del sistema para que restablezca tu acceso desde la consola de Supabase Auth.</w:t>
-      </w:r>
-    </w:p>
-    <w:p>
       <w:pPr>
         <w:pStyle w:val="Heading1"/>
       </w:pPr>
@@ -657,9 +652,9 @@
       <w:r>
         <w:t>El sistema cuenta con una interfaz limpia en modo oscuro con acentos dorados (#D4AF37). Su estructura consta de:</w:t>
         <w:br/>
-        <w:t>1. Barra Lateral (Sidebar): Menú para cambiar entre módulos.</w:t>
+        <w:t>1. Barra Lateral (Sidebar): Menú para cambiar entre módulos autorizados.</w:t>
         <w:br/>
-        <w:t>2. Encabezado (Header): Muestra iniciales, rol (Administrador, Cajera, Mesero), selector Sol/Luna y Cerrar Sesión.</w:t>
+        <w:t>2. Encabezado (Header): Muestra iniciales, rol (Administrador, Cajera, Mesero, Cocina), campanita de notificaciones, selector Sol/Luna y Cerrar Sesión.</w:t>
         <w:br/>
         <w:t>3. Área Central: Visualización interactiva del módulo activo.</w:t>
       </w:r>
@@ -810,7 +805,7 @@
           </w:tcPr>
           <w:p>
             <w:r>
-              <w:t>Control total: mapa de mesas, platillos, inventario, reportes y respaldos.</w:t>
+              <w:t>Control total: mapa de mesas, platillos, recetas, inventario, reportes CSV y respaldos.</w:t>
             </w:r>
           </w:p>
         </w:tc>
@@ -852,7 +847,7 @@
           </w:tcPr>
           <w:p>
             <w:r>
-              <w:t>Mesas, Pedidos, Carrito, Inventario</w:t>
+              <w:t>Mesas, Pedidos, Carrito, Inventario, Corte, Descuentos</w:t>
             </w:r>
           </w:p>
         </w:tc>
@@ -904,7 +899,7 @@
           </w:tcPr>
           <w:p>
             <w:r>
-              <w:t>Mesas, Menú, Carrito</w:t>
+              <w:t>Mesas, Menú, Carrito, Historial</w:t>
             </w:r>
           </w:p>
         </w:tc>
@@ -915,6 +910,58 @@
           <w:p>
             <w:r>
               <w:t>Consultar disponibilidad de mesas, tomar pedidos en el menú digital y enviar al carrito.</w:t>
+            </w:r>
+          </w:p>
+        </w:tc>
+      </w:tr>
+      <w:tr>
+        <w:tc>
+          <w:tcPr>
+            <w:tcW w:type="dxa" w:w="1872"/>
+          </w:tcPr>
+          <w:p>
+            <w:r>
+              <w:t>Cocina</w:t>
+            </w:r>
+          </w:p>
+        </w:tc>
+        <w:tc>
+          <w:tcPr>
+            <w:tcW w:type="dxa" w:w="1872"/>
+          </w:tcPr>
+          <w:p>
+            <w:r>
+              <w:t>cocina@elpulpazo.com</w:t>
+            </w:r>
+          </w:p>
+        </w:tc>
+        <w:tc>
+          <w:tcPr>
+            <w:tcW w:type="dxa" w:w="1872"/>
+          </w:tcPr>
+          <w:p>
+            <w:r>
+              <w:t>cocina123</w:t>
+            </w:r>
+          </w:p>
+        </w:tc>
+        <w:tc>
+          <w:tcPr>
+            <w:tcW w:type="dxa" w:w="1872"/>
+          </w:tcPr>
+          <w:p>
+            <w:r>
+              <w:t>Vista Cocina, Historial</w:t>
+            </w:r>
+          </w:p>
+        </w:tc>
+        <w:tc>
+          <w:tcPr>
+            <w:tcW w:type="dxa" w:w="1872"/>
+          </w:tcPr>
+          <w:p>
+            <w:r>
+              <w:t>Pantalla Kanban de preparación de platillos (Pendiente, En preparación, Listo).</w:t>
             </w:r>
           </w:p>
         </w:tc>
@@ -950,12 +997,6 @@
     <w:p>
       <w:r>
         <w:t>Permite visualizar la distribución física del salón de comedor en tiempo real.</w:t>
-        <w:br/>
-        <w:t>• Haz clic sobre cualquier mesa para abrir su panel lateral.</w:t>
-        <w:br/>
-        <w:t>• Presiona 'Reservar Mesa' o 'Liberar Mesa' para actualizar su estado.</w:t>
-        <w:br/>
-        <w:t>• Modo Edición (Admin): Presiona 'Editar Mesas' para arrastrar mesas, cambiar forma/tamaño y rotación.</w:t>
       </w:r>
     </w:p>
     <w:p>
@@ -1007,7 +1048,7 @@
           <w:color w:val="787878"/>
           <w:sz w:val="18"/>
         </w:rPr>
-        <w:t>Figura: Plano Interactivo de Mesas y Cuadrícula</w:t>
+        <w:t>Figura: Plano Interactivo de Mesas</w:t>
       </w:r>
     </w:p>
     <w:p>
@@ -1025,13 +1066,7 @@
     </w:p>
     <w:p>
       <w:r>
-        <w:t>1. Entra a 'Tomar Pedido'.</w:t>
-        <w:br/>
-        <w:t>2. Navega por pestañas: Entradas, Platos Fuertes, Bebidas, Postres.</w:t>
-        <w:br/>
-        <w:t>3. Usa la barra de búsqueda para filtrar platillos.</w:t>
-        <w:br/>
-        <w:t>4. Presiona '+ AGREGAR' para mandar productos al carrito.</w:t>
+        <w:t>Navegación por categorías de alimentos (Entradas, Platos Fuertes, Bebidas, Postres).</w:t>
       </w:r>
     </w:p>
     <w:p>
@@ -1096,18 +1131,12 @@
           <w:color w:val="282828"/>
           <w:sz w:val="26"/>
         </w:rPr>
-        <w:t>9.3 Carrito, Cobros e IVA (Checkout)</w:t>
+        <w:t>9.3 Carrito, Cobros, IVA y División de Cuenta</w:t>
       </w:r>
     </w:p>
     <w:p>
       <w:r>
-        <w:t>1. Selecciona la Mesa receptora (ej. Mesa A1).</w:t>
-        <w:br/>
-        <w:t>2. Selecciona método de pago: Efectivo o Tarjeta.</w:t>
-        <w:br/>
-        <w:t>3. Revisa Subtotal, IVA 16% y Total.</w:t>
-        <w:br/>
-        <w:t>4. Presiona 'Proceder al Pago' para emitir el Ticket Digital con folio único.</w:t>
+        <w:t>Selección de mesa, método de pago, cupones, desglose del IVA 16% e importe total.</w:t>
       </w:r>
     </w:p>
     <w:p>
@@ -1159,7 +1188,7 @@
           <w:color w:val="787878"/>
           <w:sz w:val="18"/>
         </w:rPr>
-        <w:t>Figura: Carrito de Compras y Cobro con IVA</w:t>
+        <w:t>Figura: Carrito de Compras y Cobro</w:t>
       </w:r>
     </w:p>
     <w:p>
@@ -1172,12 +1201,12 @@
           <w:color w:val="282828"/>
           <w:sz w:val="26"/>
         </w:rPr>
-        <w:t>9.4 Control de Inventario e Insumos</w:t>
+        <w:t>9.4 Vista de Cocina Kanban (NUEVO v3.1)</w:t>
       </w:r>
     </w:p>
     <w:p>
       <w:r>
-        <w:t>Monitoreo de materia prima (Pulpo, Camarón, Pescado, Limón). Muestra alerta roja 'Bajo Stock' cuando la cantidad es menor al mínimo. Permite ajustes manuales de existencias.</w:t>
+        <w:t>Organizada en 3 columnas: Pendiente, En preparación y Listo.</w:t>
       </w:r>
     </w:p>
     <w:p>
@@ -1196,7 +1225,7 @@
               <a:graphicData uri="http://schemas.openxmlformats.org/drawingml/2006/picture">
                 <pic:pic>
                   <pic:nvPicPr>
-                    <pic:cNvPr id="0" name="05_inventario_stock.png"/>
+                    <pic:cNvPr id="0" name="09_vista_cocina_kanban.png"/>
                     <pic:cNvPicPr/>
                   </pic:nvPicPr>
                   <pic:blipFill>
@@ -1229,7 +1258,7 @@
           <w:color w:val="787878"/>
           <w:sz w:val="18"/>
         </w:rPr>
-        <w:t>Figura: Control de Inventario e Insumos</w:t>
+        <w:t>Figura: Vista de Cocina Kanban</w:t>
       </w:r>
     </w:p>
     <w:p>
@@ -1242,12 +1271,12 @@
           <w:color w:val="282828"/>
           <w:sz w:val="26"/>
         </w:rPr>
-        <w:t>9.5 Dashboard Ejecutivo y Métricas</w:t>
+        <w:t>9.5 Control de Inventario Automático y Recetas</w:t>
       </w:r>
     </w:p>
     <w:p>
       <w:r>
-        <w:t>Muestra los KPIs principales (Ventas del Día, Comandas Activas, Margen Operativo %, Ocupación %) y gráficas de ventas por hora.</w:t>
+        <w:t>Descuento automático de ingredientes por receta al confirmar ventas.</w:t>
       </w:r>
     </w:p>
     <w:p>
@@ -1266,7 +1295,7 @@
               <a:graphicData uri="http://schemas.openxmlformats.org/drawingml/2006/picture">
                 <pic:pic>
                   <pic:nvPicPr>
-                    <pic:cNvPr id="0" name="06_dashboard_ejecutivo.png"/>
+                    <pic:cNvPr id="0" name="05_inventario_stock.png"/>
                     <pic:cNvPicPr/>
                   </pic:nvPicPr>
                   <pic:blipFill>
@@ -1299,7 +1328,7 @@
           <w:color w:val="787878"/>
           <w:sz w:val="18"/>
         </w:rPr>
-        <w:t>Figura: Dashboard Ejecutivo de Métricas</w:t>
+        <w:t>Figura: Control de Inventario</w:t>
       </w:r>
     </w:p>
     <w:p>
@@ -1312,7 +1341,12 @@
           <w:color w:val="282828"/>
           <w:sz w:val="26"/>
         </w:rPr>
-        <w:t>9.6 Mantenimiento de Platillos (Panel Admin)</w:t>
+        <w:t>9.6 Cupones y Descuentos (NUEVO v3.1)</w:t>
+      </w:r>
+    </w:p>
+    <w:p>
+      <w:r>
+        <w:t>Gestión de cupones de descuento (% o monto fijo).</w:t>
       </w:r>
     </w:p>
     <w:p>
@@ -1331,7 +1365,7 @@
               <a:graphicData uri="http://schemas.openxmlformats.org/drawingml/2006/picture">
                 <pic:pic>
                   <pic:nvPicPr>
-                    <pic:cNvPr id="0" name="07_panel_administracion.png"/>
+                    <pic:cNvPr id="0" name="11_cupones_descuentos.png"/>
                     <pic:cNvPicPr/>
                   </pic:nvPicPr>
                   <pic:blipFill>
@@ -1364,7 +1398,207 @@
           <w:color w:val="787878"/>
           <w:sz w:val="18"/>
         </w:rPr>
-        <w:t>Figura: Panel de Administración de Platillos</w:t>
+        <w:t>Figura: Cupones y Descuentos</w:t>
+      </w:r>
+    </w:p>
+    <w:p>
+      <w:pPr>
+        <w:pStyle w:val="Heading2"/>
+      </w:pPr>
+      <w:r>
+        <w:rPr>
+          <w:b/>
+          <w:color w:val="282828"/>
+          <w:sz w:val="26"/>
+        </w:rPr>
+        <w:t>9.7 Reportes de Ventas y Exportación CSV (NUEVO v3.1)</w:t>
+      </w:r>
+    </w:p>
+    <w:p>
+      <w:r>
+        <w:t>Analítica avanzada con exportación a Excel / CSV.</w:t>
+      </w:r>
+    </w:p>
+    <w:p>
+      <w:pPr>
+        <w:jc w:val="center"/>
+      </w:pPr>
+      <w:r>
+        <w:drawing>
+          <wp:inline xmlns:a="http://schemas.openxmlformats.org/drawingml/2006/main" xmlns:pic="http://schemas.openxmlformats.org/drawingml/2006/picture">
+            <wp:extent cx="5303520" cy="2983230"/>
+            <wp:docPr id="8" name="Picture 8"/>
+            <wp:cNvGraphicFramePr>
+              <a:graphicFrameLocks noChangeAspect="1"/>
+            </wp:cNvGraphicFramePr>
+            <a:graphic>
+              <a:graphicData uri="http://schemas.openxmlformats.org/drawingml/2006/picture">
+                <pic:pic>
+                  <pic:nvPicPr>
+                    <pic:cNvPr id="0" name="10_reportes_ventas.png"/>
+                    <pic:cNvPicPr/>
+                  </pic:nvPicPr>
+                  <pic:blipFill>
+                    <a:blip r:embed="rId16"/>
+                    <a:stretch>
+                      <a:fillRect/>
+                    </a:stretch>
+                  </pic:blipFill>
+                  <pic:spPr>
+                    <a:xfrm>
+                      <a:off x="0" y="0"/>
+                      <a:ext cx="5303520" cy="2983230"/>
+                    </a:xfrm>
+                    <a:prstGeom prst="rect"/>
+                  </pic:spPr>
+                </pic:pic>
+              </a:graphicData>
+            </a:graphic>
+          </wp:inline>
+        </w:drawing>
+      </w:r>
+    </w:p>
+    <w:p>
+      <w:pPr>
+        <w:jc w:val="center"/>
+      </w:pPr>
+      <w:r>
+        <w:rPr>
+          <w:i/>
+          <w:color w:val="787878"/>
+          <w:sz w:val="18"/>
+        </w:rPr>
+        <w:t>Figura: Reportes de Ventas</w:t>
+      </w:r>
+    </w:p>
+    <w:p>
+      <w:pPr>
+        <w:pStyle w:val="Heading2"/>
+      </w:pPr>
+      <w:r>
+        <w:rPr>
+          <w:b/>
+          <w:color w:val="282828"/>
+          <w:sz w:val="26"/>
+        </w:rPr>
+        <w:t>9.8 Dashboard Ejecutivo</w:t>
+      </w:r>
+    </w:p>
+    <w:p>
+      <w:pPr>
+        <w:jc w:val="center"/>
+      </w:pPr>
+      <w:r>
+        <w:drawing>
+          <wp:inline xmlns:a="http://schemas.openxmlformats.org/drawingml/2006/main" xmlns:pic="http://schemas.openxmlformats.org/drawingml/2006/picture">
+            <wp:extent cx="5303520" cy="2983230"/>
+            <wp:docPr id="9" name="Picture 9"/>
+            <wp:cNvGraphicFramePr>
+              <a:graphicFrameLocks noChangeAspect="1"/>
+            </wp:cNvGraphicFramePr>
+            <a:graphic>
+              <a:graphicData uri="http://schemas.openxmlformats.org/drawingml/2006/picture">
+                <pic:pic>
+                  <pic:nvPicPr>
+                    <pic:cNvPr id="0" name="06_dashboard_ejecutivo.png"/>
+                    <pic:cNvPicPr/>
+                  </pic:nvPicPr>
+                  <pic:blipFill>
+                    <a:blip r:embed="rId17"/>
+                    <a:stretch>
+                      <a:fillRect/>
+                    </a:stretch>
+                  </pic:blipFill>
+                  <pic:spPr>
+                    <a:xfrm>
+                      <a:off x="0" y="0"/>
+                      <a:ext cx="5303520" cy="2983230"/>
+                    </a:xfrm>
+                    <a:prstGeom prst="rect"/>
+                  </pic:spPr>
+                </pic:pic>
+              </a:graphicData>
+            </a:graphic>
+          </wp:inline>
+        </w:drawing>
+      </w:r>
+    </w:p>
+    <w:p>
+      <w:pPr>
+        <w:jc w:val="center"/>
+      </w:pPr>
+      <w:r>
+        <w:rPr>
+          <w:i/>
+          <w:color w:val="787878"/>
+          <w:sz w:val="18"/>
+        </w:rPr>
+        <w:t>Figura: Dashboard Ejecutivo</w:t>
+      </w:r>
+    </w:p>
+    <w:p>
+      <w:pPr>
+        <w:pStyle w:val="Heading2"/>
+      </w:pPr>
+      <w:r>
+        <w:rPr>
+          <w:b/>
+          <w:color w:val="282828"/>
+          <w:sz w:val="26"/>
+        </w:rPr>
+        <w:t>9.9 Administración de Platillos</w:t>
+      </w:r>
+    </w:p>
+    <w:p>
+      <w:pPr>
+        <w:jc w:val="center"/>
+      </w:pPr>
+      <w:r>
+        <w:drawing>
+          <wp:inline xmlns:a="http://schemas.openxmlformats.org/drawingml/2006/main" xmlns:pic="http://schemas.openxmlformats.org/drawingml/2006/picture">
+            <wp:extent cx="5303520" cy="2983230"/>
+            <wp:docPr id="10" name="Picture 10"/>
+            <wp:cNvGraphicFramePr>
+              <a:graphicFrameLocks noChangeAspect="1"/>
+            </wp:cNvGraphicFramePr>
+            <a:graphic>
+              <a:graphicData uri="http://schemas.openxmlformats.org/drawingml/2006/picture">
+                <pic:pic>
+                  <pic:nvPicPr>
+                    <pic:cNvPr id="0" name="07_panel_administracion.png"/>
+                    <pic:cNvPicPr/>
+                  </pic:nvPicPr>
+                  <pic:blipFill>
+                    <a:blip r:embed="rId18"/>
+                    <a:stretch>
+                      <a:fillRect/>
+                    </a:stretch>
+                  </pic:blipFill>
+                  <pic:spPr>
+                    <a:xfrm>
+                      <a:off x="0" y="0"/>
+                      <a:ext cx="5303520" cy="2983230"/>
+                    </a:xfrm>
+                    <a:prstGeom prst="rect"/>
+                  </pic:spPr>
+                </pic:pic>
+              </a:graphicData>
+            </a:graphic>
+          </wp:inline>
+        </w:drawing>
+      </w:r>
+    </w:p>
+    <w:p>
+      <w:pPr>
+        <w:jc w:val="center"/>
+      </w:pPr>
+      <w:r>
+        <w:rPr>
+          <w:i/>
+          <w:color w:val="787878"/>
+          <w:sz w:val="18"/>
+        </w:rPr>
+        <w:t>Figura: Panel Admin Platillos</w:t>
       </w:r>
     </w:p>
     <w:p>
@@ -1517,7 +1751,7 @@
           </w:tcPr>
           <w:p>
             <w:r>
-              <w:t>Aplica tasa fija del 16% sobre el subtotal.</w:t>
+              <w:t>Aplica tasa fija del 16% sobre el subtotal neto.</w:t>
             </w:r>
           </w:p>
         </w:tc>
@@ -1528,6 +1762,38 @@
           <w:p>
             <w:r>
               <w:t>Subtotal = $100.00 → IVA = $16.00 → Total = $116.00.</w:t>
+            </w:r>
+          </w:p>
+        </w:tc>
+      </w:tr>
+      <w:tr>
+        <w:tc>
+          <w:tcPr>
+            <w:tcW w:type="dxa" w:w="3120"/>
+          </w:tcPr>
+          <w:p>
+            <w:r>
+              <w:t>Cupones</w:t>
+            </w:r>
+          </w:p>
+        </w:tc>
+        <w:tc>
+          <w:tcPr>
+            <w:tcW w:type="dxa" w:w="3120"/>
+          </w:tcPr>
+          <w:p>
+            <w:r>
+              <w:t>Se descuenta antes del cálculo de IVA.</w:t>
+            </w:r>
+          </w:p>
+        </w:tc>
+        <w:tc>
+          <w:tcPr>
+            <w:tcW w:type="dxa" w:w="3120"/>
+          </w:tcPr>
+          <w:p>
+            <w:r>
+              <w:t>Subtotal $200 - Cupón $20 = $180 netos + $28.80 IVA.</w:t>
             </w:r>
           </w:p>
         </w:tc>
@@ -1571,7 +1837,7 @@
           </w:tcPr>
           <w:p>
             <w:r>
-              <w:t>Edición de Plano</w:t>
+              <w:t>Acceso a Rutas</w:t>
             </w:r>
           </w:p>
         </w:tc>
@@ -1581,7 +1847,7 @@
           </w:tcPr>
           <w:p>
             <w:r>
-              <w:t>Solo accesible con rol de Administrador.</w:t>
+              <w:t>Restringido estrictamente por el rol asignado.</w:t>
             </w:r>
           </w:p>
         </w:tc>
@@ -1591,7 +1857,7 @@
           </w:tcPr>
           <w:p>
             <w:r>
-              <w:t>Meseros y Cajeras no ven el botón 'Editar Mesas'.</w:t>
+              <w:t>El rol Cocina solo accede a /cocina e /historial.</w:t>
             </w:r>
           </w:p>
         </w:tc>
@@ -1613,11 +1879,13 @@
     </w:p>
     <w:p>
       <w:r>
+        <w:t>• Campanita Notificaciones: Hacer clic en la campanita flotante del header.</w:t>
+        <w:br/>
         <w:t>• Cambiar Tema Visual: Clic en el icono Sol/Luna en el encabezado.</w:t>
         <w:br/>
         <w:t>• Colapsar / Abrir Menú: Clic en el icono de Hamburguesa (≡) junto al logo.</w:t>
         <w:br/>
-        <w:t>• Búsqueda Rápida de Menú: Usar la barra de búsqueda en 'Tomar Pedido'.</w:t>
+        <w:t>• Búsqueda de Platillos: Usar la barra de búsqueda en 'Tomar Pedido'.</w:t>
         <w:br/>
         <w:t>• Cerrar Sesión: Clic en el icono de salir en la esquina superior derecha.</w:t>
       </w:r>
@@ -1794,7 +2062,7 @@
           </w:tcPr>
           <w:p>
             <w:r>
-              <w:t>No veo Inventario o Dashboard.</w:t>
+              <w:t>Me aparece 'Acceso Restringido'.</w:t>
             </w:r>
           </w:p>
         </w:tc>
@@ -1804,7 +2072,7 @@
           </w:tcPr>
           <w:p>
             <w:r>
-              <w:t>Iniciaste sesión con rol de Mesero.</w:t>
+              <w:t>Intentaste entrar a una vista no permitida.</w:t>
             </w:r>
           </w:p>
         </w:tc>
@@ -1814,7 +2082,7 @@
           </w:tcPr>
           <w:p>
             <w:r>
-              <w:t>Los meseros tienen acceso limitado. Inicia sesión como Admin.</w:t>
+              <w:t>Inicia sesión con la cuenta del rol adecuado (ej. Admin).</w:t>
             </w:r>
           </w:p>
         </w:tc>
@@ -1836,19 +2104,19 @@
     </w:p>
     <w:p>
       <w:r>
-        <w:t>¿Puedo exportar un respaldo?</w:t>
+        <w:t>¿Cómo divido una cuenta entre varias personas?</w:t>
         <w:br/>
-        <w:t>Sí. En el menú de administración haz clic en 'Exportar Datos' para descargar el respaldo JSON.</w:t>
+        <w:t>En la pantalla de pago exitoso del Carrito, presiona 'Dividir Cuenta' y elige entre partes iguales, porcentaje o monto manual.</w:t>
         <w:br/>
         <w:br/>
-        <w:t>¿El IVA se calcula automáticamente?</w:t>
+        <w:t>¿Los platillos descuentan ingredientes automáticamente?</w:t>
         <w:br/>
-        <w:t>Sí, calcula la tasa del 16% sobre el subtotal y la imprime en el ticket.</w:t>
+        <w:t>Sí, al confirmar un pedido, el sistema descuenta las cantidades configuradas en la receta.</w:t>
         <w:br/>
         <w:br/>
-        <w:t>¿Funciona en tablets o celulares?</w:t>
+        <w:t>¿Puedo exportar reportes a Excel?</w:t>
         <w:br/>
-        <w:t>Sí, el diseño es responsivo y se adapta a cualquier pantalla táctil.</w:t>
+        <w:t>Sí. En la sección de Reportes, haz clic en 'Exportar CSV'.</w:t>
       </w:r>
     </w:p>
     <w:p>
@@ -1868,11 +2136,11 @@
       <w:r>
         <w:t>1. 🔒 Cierra sesión al retirarte de tu turno.</w:t>
         <w:br/>
-        <w:t>2. 💡 Revisa el Inventario al abrir el restaurante.</w:t>
+        <w:t>2. 💡 Revisa la campanita de notificaciones para atender alertas de stock.</w:t>
         <w:br/>
-        <w:t>3. ⚠️ Asigna siempre la mesa correcta al comensal.</w:t>
+        <w:t>3. 👨‍🍳 Mantén actualizada la pantalla de Cocina pasando pedidos a 'Listo'.</w:t>
         <w:br/>
-        <w:t>4. 💡 Marca como 'No Disponible' los platos cuyos ingredientes se hayan agotado.</w:t>
+        <w:t>4. ⚠️ Verifica los cupones antes de aplicarlos en caja.</w:t>
       </w:r>
     </w:p>
     <w:p>
@@ -1890,7 +2158,7 @@
     </w:p>
     <w:p>
       <w:r>
-        <w:t>La aplicación utiliza Supabase (PostgreSQL en la nube). Las contraseñas están cifradas con bcrypt y las tablas implementan políticas de seguridad por fila (RLS) para proteger los datos financieros y de usuarios.</w:t>
+        <w:t>La plataforma utiliza Supabase (PostgreSQL en la nube). Las contraseñas están cifradas con bcrypt y las tablas implementan políticas Row Level Security (RLS) por rol para proteger la información sensible.</w:t>
       </w:r>
     </w:p>
     <w:p>
@@ -1932,18 +2200,18 @@
       <w:r>
         <w:t>Glosario:</w:t>
         <w:br/>
-        <w:t>• Supabase: Plataforma de base de datos PostgreSQL en la nube.</w:t>
+        <w:t>• RBAC: Control de acceso basado en roles de usuario.</w:t>
         <w:br/>
-        <w:t>• KPI: Indicador clave de rendimiento comercial/financiero.</w:t>
+        <w:t>• Kanban: Sistema visual de columnas (Pendiente, En preparación, Listo) para gestión de comandas.</w:t>
         <w:br/>
-        <w:t>• SVG: Formato gráfico vectorial para renderizar el plano de mesas.</w:t>
+        <w:t>• Supabase: Backend as a Service con PostgreSQL en la nube.</w:t>
         <w:br/>
-        <w:t>• Checkout: Proceso de confirmación y cobro de una comanda.</w:t>
+        <w:t>• CSV: Archivo de texto separado por comas compatible con Microsoft Excel.</w:t>
         <w:br/>
         <w:br/>
         <w:t>Conclusión:</w:t>
         <w:br/>
-        <w:t>El manual del usuario de El Pulpazo garantiza que todo el personal operativo maneje el sistema con fluidez, llevando un control impecable del salón, comanda, cobros e inventario.</w:t>
+        <w:t>El manual del usuario de El Pulpazo v3.1 garantiza que todo el personal operativo maneje la plataforma con fluidez, llevando un control impecable del salón, la cocina, las finanzas y el inventario.</w:t>
       </w:r>
     </w:p>
     <w:sectPr>
